--- a/14.StringManipulation/84 String - Palindrome Check (Two Pointers  Reverse).docx
+++ b/14.StringManipulation/84 String - Palindrome Check (Two Pointers  Reverse).docx
@@ -144,23 +144,7 @@
           <w:b/>
           <w:bCs/>
         </w:rPr>
-        <w:t xml:space="preserve">Explanation: From left to right, it reads -121. From right to left, it becomes 121-. </w:t>
-      </w:r>
-      <w:proofErr w:type="gramStart"/>
-      <w:r>
-        <w:rPr>
-          <w:b/>
-          <w:bCs/>
-        </w:rPr>
-        <w:t>Therefore</w:t>
-      </w:r>
-      <w:proofErr w:type="gramEnd"/>
-      <w:r>
-        <w:rPr>
-          <w:b/>
-          <w:bCs/>
-        </w:rPr>
-        <w:t xml:space="preserve"> it is not a palindrome.</w:t>
+        <w:t>Explanation: From left to right, it reads -121. From right to left, it becomes 121-. Therefore it is not a palindrome.</w:t>
       </w:r>
     </w:p>
     <w:p>
@@ -495,11 +479,6 @@
     </w:p>
     <w:p>
       <w:r>
-        <w:t xml:space="preserve">        </w:t>
-      </w:r>
-    </w:p>
-    <w:p>
-      <w:r>
         <w:t>    }</w:t>
       </w:r>
     </w:p>
@@ -513,6 +492,15 @@
     <w:p>
       <w:pPr>
         <w:rPr>
+          <w:lang w:val="en-US"/>
+        </w:rPr>
+      </w:pPr>
+    </w:p>
+    <w:p>
+      <w:pPr>
+        <w:rPr>
+          <w:b/>
+          <w:bCs/>
           <w:lang w:val="en-US"/>
         </w:rPr>
       </w:pPr>
@@ -715,7 +703,13 @@
     </w:p>
     <w:p>
       <w:r>
-        <w:t>            rev = rev*10+(temp%10);</w:t>
+        <w:t>            rev = rev*10+</w:t>
+      </w:r>
+      <w:r>
+        <w:t>digit</w:t>
+      </w:r>
+      <w:r>
+        <w:t>;</w:t>
       </w:r>
     </w:p>
     <w:p>
@@ -3825,6 +3819,7 @@
   <w:style w:type="character" w:default="1" w:styleId="DefaultParagraphFont">
     <w:name w:val="Default Paragraph Font"/>
     <w:uiPriority w:val="1"/>
+    <w:semiHidden/>
     <w:unhideWhenUsed/>
   </w:style>
   <w:style w:type="table" w:default="1" w:styleId="TableNormal">
